--- a/exports/FE-Credit-BRD-Template.docx
+++ b/exports/FE-Credit-BRD-Template.docx
@@ -4,798 +4,2123 @@
   <w:body>
     <w:p>
       <w:pPr>
-        <w:pStyle w:val="Title"/>
+        <w:jc w:val="left"/>
       </w:pPr>
       <w:r>
-        <w:t>FE CREDIT — BUSINESS REQUIREMENTS DOCUMENT (BRD)</w:t>
+        <w:rPr>
+          <w:rFonts w:ascii="Poppins" w:hAnsi="Poppins" w:eastAsia="Poppins" w:cs="Poppins"/>
+          <w:rFonts w:ascii="Poppins" w:hAnsi="Poppins"/>
+          <w:b/>
+          <w:i w:val="0"/>
+          <w:color w:val="141413"/>
+          <w:sz w:val="52"/>
+        </w:rPr>
+        <w:t>FE Credit — Business Requirements Document (BRD)</w:t>
       </w:r>
     </w:p>
     <w:p>
+      <w:pPr>
+        <w:spacing w:before="40"/>
+      </w:pPr>
       <w:r>
         <w:rPr>
+          <w:rFonts w:ascii="Lora" w:hAnsi="Lora" w:eastAsia="Lora" w:cs="Lora"/>
+          <w:rFonts w:ascii="Lora" w:hAnsi="Lora"/>
+          <w:b w:val="0"/>
           <w:i/>
+          <w:color w:val="B0AEA5"/>
+          <w:sz w:val="20"/>
         </w:rPr>
-        <w:t>Template v1.0 | Internal use only</w:t>
+        <w:t>Template v1.0 · Internal use only</w:t>
       </w:r>
     </w:p>
     <w:p>
+      <w:pPr>
+        <w:spacing w:before="240" w:after="320"/>
+        <w:pBdr>
+          <w:bottom w:val="single" w:sz="18" w:space="1" w:color="D97757"/>
+        </w:pBdr>
+      </w:pPr>
+    </w:p>
+    <w:p>
+      <w:pPr>
+        <w:spacing w:before="160" w:after="240"/>
+        <w:ind w:left="288"/>
+        <w:pBdr>
+          <w:left w:val="single" w:sz="24" w:space="4" w:color="D97757"/>
+        </w:pBdr>
+        <w:shd w:fill="F0EEE6"/>
+      </w:pPr>
       <w:r>
+        <w:rPr>
+          <w:rFonts w:ascii="Lora" w:hAnsi="Lora" w:eastAsia="Lora" w:cs="Lora"/>
+          <w:rFonts w:ascii="Lora" w:hAnsi="Lora"/>
+          <w:b w:val="0"/>
+          <w:i w:val="0"/>
+          <w:color w:val="141413"/>
+          <w:sz w:val="21"/>
+        </w:rPr>
         <w:t>Instructions: Complete all mandatory sections. Write what the business needs and why — not how IT should build it. Obtain Business Sponsor sign-off before IT/BA intake.</w:t>
       </w:r>
     </w:p>
     <w:p>
       <w:pPr>
-        <w:pStyle w:val="Heading1"/>
+        <w:spacing w:before="360" w:after="160"/>
+        <w:ind w:left="173"/>
+        <w:pBdr>
+          <w:left w:val="single" w:sz="20" w:space="4" w:color="D97757"/>
+        </w:pBdr>
       </w:pPr>
       <w:r>
+        <w:rPr>
+          <w:rFonts w:ascii="Poppins" w:hAnsi="Poppins" w:eastAsia="Poppins" w:cs="Poppins"/>
+          <w:rFonts w:ascii="Poppins" w:hAnsi="Poppins"/>
+          <w:b/>
+          <w:i w:val="0"/>
+          <w:color w:val="141413"/>
+          <w:sz w:val="28"/>
+        </w:rPr>
         <w:t>A. REQUEST INFORMATION</w:t>
       </w:r>
     </w:p>
     <w:p>
+      <w:pPr>
+        <w:spacing w:before="120" w:after="40"/>
+      </w:pPr>
       <w:r>
-        <w:t>BRD Title:</w:t>
+        <w:rPr>
+          <w:rFonts w:ascii="Lora" w:hAnsi="Lora" w:eastAsia="Lora" w:cs="Lora"/>
+          <w:rFonts w:ascii="Lora" w:hAnsi="Lora"/>
+          <w:b/>
+          <w:i w:val="0"/>
+          <w:color w:val="141413"/>
+          <w:sz w:val="22"/>
+        </w:rPr>
+        <w:t xml:space="preserve">BRD Title: </w:t>
       </w:r>
     </w:p>
     <w:p>
+      <w:pPr>
+        <w:spacing w:after="200"/>
+        <w:pBdr>
+          <w:bottom w:val="single" w:sz="8" w:space="1" w:color="E8E6DC"/>
+        </w:pBdr>
+      </w:pPr>
       <w:r>
-        <w:t>____________________________________________________________</w:t>
+        <w:t xml:space="preserve"> </w:t>
       </w:r>
     </w:p>
     <w:p>
+      <w:pPr>
+        <w:spacing w:before="120" w:after="40"/>
+      </w:pPr>
       <w:r>
-        <w:t>Business Unit:</w:t>
+        <w:rPr>
+          <w:rFonts w:ascii="Lora" w:hAnsi="Lora" w:eastAsia="Lora" w:cs="Lora"/>
+          <w:rFonts w:ascii="Lora" w:hAnsi="Lora"/>
+          <w:b/>
+          <w:i w:val="0"/>
+          <w:color w:val="141413"/>
+          <w:sz w:val="22"/>
+        </w:rPr>
+        <w:t xml:space="preserve">Business Unit: </w:t>
       </w:r>
     </w:p>
     <w:p>
+      <w:pPr>
+        <w:spacing w:after="200"/>
+        <w:pBdr>
+          <w:bottom w:val="single" w:sz="8" w:space="1" w:color="E8E6DC"/>
+        </w:pBdr>
+      </w:pPr>
       <w:r>
-        <w:t>____________________________________________________________</w:t>
+        <w:t xml:space="preserve"> </w:t>
       </w:r>
     </w:p>
     <w:p>
+      <w:pPr>
+        <w:spacing w:before="120" w:after="40"/>
+      </w:pPr>
       <w:r>
-        <w:t>Requester Name:</w:t>
+        <w:rPr>
+          <w:rFonts w:ascii="Lora" w:hAnsi="Lora" w:eastAsia="Lora" w:cs="Lora"/>
+          <w:rFonts w:ascii="Lora" w:hAnsi="Lora"/>
+          <w:b/>
+          <w:i w:val="0"/>
+          <w:color w:val="141413"/>
+          <w:sz w:val="22"/>
+        </w:rPr>
+        <w:t xml:space="preserve">Requester Name: </w:t>
       </w:r>
     </w:p>
     <w:p>
+      <w:pPr>
+        <w:spacing w:after="200"/>
+        <w:pBdr>
+          <w:bottom w:val="single" w:sz="8" w:space="1" w:color="E8E6DC"/>
+        </w:pBdr>
+      </w:pPr>
       <w:r>
-        <w:t>____________________________________________________________</w:t>
+        <w:t xml:space="preserve"> </w:t>
       </w:r>
     </w:p>
     <w:p>
+      <w:pPr>
+        <w:spacing w:before="120" w:after="40"/>
+      </w:pPr>
       <w:r>
-        <w:t>Requester Email:</w:t>
+        <w:rPr>
+          <w:rFonts w:ascii="Lora" w:hAnsi="Lora" w:eastAsia="Lora" w:cs="Lora"/>
+          <w:rFonts w:ascii="Lora" w:hAnsi="Lora"/>
+          <w:b/>
+          <w:i w:val="0"/>
+          <w:color w:val="141413"/>
+          <w:sz w:val="22"/>
+        </w:rPr>
+        <w:t xml:space="preserve">Requester Email: </w:t>
       </w:r>
     </w:p>
     <w:p>
+      <w:pPr>
+        <w:spacing w:after="200"/>
+        <w:pBdr>
+          <w:bottom w:val="single" w:sz="8" w:space="1" w:color="E8E6DC"/>
+        </w:pBdr>
+      </w:pPr>
       <w:r>
-        <w:t>____________________________________________________________</w:t>
+        <w:t xml:space="preserve"> </w:t>
       </w:r>
     </w:p>
     <w:p>
+      <w:pPr>
+        <w:spacing w:before="120" w:after="40"/>
+      </w:pPr>
       <w:r>
-        <w:t>Business Sponsor (Director+):</w:t>
+        <w:rPr>
+          <w:rFonts w:ascii="Lora" w:hAnsi="Lora" w:eastAsia="Lora" w:cs="Lora"/>
+          <w:rFonts w:ascii="Lora" w:hAnsi="Lora"/>
+          <w:b/>
+          <w:i w:val="0"/>
+          <w:color w:val="141413"/>
+          <w:sz w:val="22"/>
+        </w:rPr>
+        <w:t xml:space="preserve">Business Sponsor (Director+): </w:t>
       </w:r>
     </w:p>
     <w:p>
+      <w:pPr>
+        <w:spacing w:after="200"/>
+        <w:pBdr>
+          <w:bottom w:val="single" w:sz="8" w:space="1" w:color="E8E6DC"/>
+        </w:pBdr>
+      </w:pPr>
       <w:r>
-        <w:t>____________________________________________________________</w:t>
+        <w:t xml:space="preserve"> </w:t>
       </w:r>
     </w:p>
     <w:p>
+      <w:pPr>
+        <w:spacing w:before="120" w:after="40"/>
+      </w:pPr>
       <w:r>
-        <w:t>Date Submitted:</w:t>
+        <w:rPr>
+          <w:rFonts w:ascii="Lora" w:hAnsi="Lora" w:eastAsia="Lora" w:cs="Lora"/>
+          <w:rFonts w:ascii="Lora" w:hAnsi="Lora"/>
+          <w:b/>
+          <w:i w:val="0"/>
+          <w:color w:val="141413"/>
+          <w:sz w:val="22"/>
+        </w:rPr>
+        <w:t xml:space="preserve">Date Submitted: </w:t>
       </w:r>
     </w:p>
     <w:p>
+      <w:pPr>
+        <w:spacing w:after="200"/>
+        <w:pBdr>
+          <w:bottom w:val="single" w:sz="8" w:space="1" w:color="E8E6DC"/>
+        </w:pBdr>
+      </w:pPr>
       <w:r>
-        <w:t>____________________________________________________________</w:t>
+        <w:t xml:space="preserve"> </w:t>
       </w:r>
     </w:p>
     <w:p>
+      <w:pPr>
+        <w:spacing w:before="120" w:after="40"/>
+      </w:pPr>
       <w:r>
-        <w:t>Target Go-Live Date:</w:t>
+        <w:rPr>
+          <w:rFonts w:ascii="Lora" w:hAnsi="Lora" w:eastAsia="Lora" w:cs="Lora"/>
+          <w:rFonts w:ascii="Lora" w:hAnsi="Lora"/>
+          <w:b/>
+          <w:i w:val="0"/>
+          <w:color w:val="141413"/>
+          <w:sz w:val="22"/>
+        </w:rPr>
+        <w:t xml:space="preserve">Target Go-Live Date: </w:t>
       </w:r>
     </w:p>
     <w:p>
+      <w:pPr>
+        <w:spacing w:after="200"/>
+        <w:pBdr>
+          <w:bottom w:val="single" w:sz="8" w:space="1" w:color="E8E6DC"/>
+        </w:pBdr>
+      </w:pPr>
       <w:r>
-        <w:t>____________________________________________________________</w:t>
+        <w:t xml:space="preserve"> </w:t>
       </w:r>
     </w:p>
     <w:p>
+      <w:pPr>
+        <w:spacing w:before="120" w:after="40"/>
+      </w:pPr>
       <w:r>
-        <w:t>Priority Category:</w:t>
+        <w:rPr>
+          <w:rFonts w:ascii="Lora" w:hAnsi="Lora" w:eastAsia="Lora" w:cs="Lora"/>
+          <w:rFonts w:ascii="Lora" w:hAnsi="Lora"/>
+          <w:b/>
+          <w:i w:val="0"/>
+          <w:color w:val="141413"/>
+          <w:sz w:val="22"/>
+        </w:rPr>
+        <w:t xml:space="preserve">Priority Category: </w:t>
       </w:r>
     </w:p>
     <w:p>
+      <w:pPr>
+        <w:spacing w:after="200"/>
+        <w:pBdr>
+          <w:bottom w:val="single" w:sz="8" w:space="1" w:color="E8E6DC"/>
+        </w:pBdr>
+      </w:pPr>
       <w:r>
-        <w:t>____________________________________________________________</w:t>
+        <w:t xml:space="preserve"> </w:t>
       </w:r>
     </w:p>
     <w:p>
+      <w:pPr>
+        <w:spacing w:before="120" w:after="40"/>
+      </w:pPr>
       <w:r>
-        <w:t>Regulatory Deadline (if applicable):</w:t>
+        <w:rPr>
+          <w:rFonts w:ascii="Lora" w:hAnsi="Lora" w:eastAsia="Lora" w:cs="Lora"/>
+          <w:rFonts w:ascii="Lora" w:hAnsi="Lora"/>
+          <w:b/>
+          <w:i w:val="0"/>
+          <w:color w:val="141413"/>
+          <w:sz w:val="22"/>
+        </w:rPr>
+        <w:t xml:space="preserve">Regulatory Deadline (if applicable): </w:t>
       </w:r>
     </w:p>
     <w:p>
+      <w:pPr>
+        <w:spacing w:after="200"/>
+        <w:pBdr>
+          <w:bottom w:val="single" w:sz="8" w:space="1" w:color="E8E6DC"/>
+        </w:pBdr>
+      </w:pPr>
       <w:r>
-        <w:t>____________________________________________________________</w:t>
+        <w:t xml:space="preserve"> </w:t>
       </w:r>
     </w:p>
     <w:p>
       <w:pPr>
-        <w:pStyle w:val="Heading1"/>
+        <w:spacing w:before="360" w:after="160"/>
+        <w:ind w:left="173"/>
+        <w:pBdr>
+          <w:left w:val="single" w:sz="20" w:space="4" w:color="6A9BCC"/>
+        </w:pBdr>
       </w:pPr>
       <w:r>
+        <w:rPr>
+          <w:rFonts w:ascii="Poppins" w:hAnsi="Poppins" w:eastAsia="Poppins" w:cs="Poppins"/>
+          <w:rFonts w:ascii="Poppins" w:hAnsi="Poppins"/>
+          <w:b/>
+          <w:i w:val="0"/>
+          <w:color w:val="141413"/>
+          <w:sz w:val="28"/>
+        </w:rPr>
         <w:t>B. EXECUTIVE SUMMARY</w:t>
       </w:r>
     </w:p>
     <w:p>
+      <w:pPr>
+        <w:spacing w:before="120" w:after="40"/>
+      </w:pPr>
       <w:r>
-        <w:t>Business problem:</w:t>
+        <w:rPr>
+          <w:rFonts w:ascii="Lora" w:hAnsi="Lora" w:eastAsia="Lora" w:cs="Lora"/>
+          <w:rFonts w:ascii="Lora" w:hAnsi="Lora"/>
+          <w:b/>
+          <w:i w:val="0"/>
+          <w:color w:val="141413"/>
+          <w:sz w:val="22"/>
+        </w:rPr>
+        <w:t xml:space="preserve">Business problem: </w:t>
       </w:r>
     </w:p>
     <w:p>
+      <w:pPr>
+        <w:spacing w:after="200"/>
+        <w:pBdr>
+          <w:bottom w:val="single" w:sz="8" w:space="1" w:color="E8E6DC"/>
+        </w:pBdr>
+      </w:pPr>
       <w:r>
-        <w:t>____________________________________________________________</w:t>
+        <w:t xml:space="preserve"> </w:t>
       </w:r>
     </w:p>
     <w:p>
+      <w:pPr>
+        <w:spacing w:before="120" w:after="40"/>
+      </w:pPr>
       <w:r>
-        <w:t>Who is impacted:</w:t>
+        <w:rPr>
+          <w:rFonts w:ascii="Lora" w:hAnsi="Lora" w:eastAsia="Lora" w:cs="Lora"/>
+          <w:rFonts w:ascii="Lora" w:hAnsi="Lora"/>
+          <w:b/>
+          <w:i w:val="0"/>
+          <w:color w:val="141413"/>
+          <w:sz w:val="22"/>
+        </w:rPr>
+        <w:t xml:space="preserve">Who is impacted: </w:t>
       </w:r>
     </w:p>
     <w:p>
+      <w:pPr>
+        <w:spacing w:after="200"/>
+        <w:pBdr>
+          <w:bottom w:val="single" w:sz="8" w:space="1" w:color="E8E6DC"/>
+        </w:pBdr>
+      </w:pPr>
       <w:r>
-        <w:t>____________________________________________________________</w:t>
+        <w:t xml:space="preserve"> </w:t>
       </w:r>
     </w:p>
     <w:p>
+      <w:pPr>
+        <w:spacing w:before="120" w:after="40"/>
+      </w:pPr>
       <w:r>
-        <w:t>Business impact if not addressed:</w:t>
+        <w:rPr>
+          <w:rFonts w:ascii="Lora" w:hAnsi="Lora" w:eastAsia="Lora" w:cs="Lora"/>
+          <w:rFonts w:ascii="Lora" w:hAnsi="Lora"/>
+          <w:b/>
+          <w:i w:val="0"/>
+          <w:color w:val="141413"/>
+          <w:sz w:val="22"/>
+        </w:rPr>
+        <w:t xml:space="preserve">Business impact if not addressed: </w:t>
       </w:r>
     </w:p>
     <w:p>
+      <w:pPr>
+        <w:spacing w:after="200"/>
+        <w:pBdr>
+          <w:bottom w:val="single" w:sz="8" w:space="1" w:color="E8E6DC"/>
+        </w:pBdr>
+      </w:pPr>
       <w:r>
-        <w:t>____________________________________________________________</w:t>
+        <w:t xml:space="preserve"> </w:t>
       </w:r>
     </w:p>
     <w:p>
+      <w:pPr>
+        <w:spacing w:before="120" w:after="40"/>
+      </w:pPr>
       <w:r>
-        <w:t>Proposed business outcome (one sentence):</w:t>
+        <w:rPr>
+          <w:rFonts w:ascii="Lora" w:hAnsi="Lora" w:eastAsia="Lora" w:cs="Lora"/>
+          <w:rFonts w:ascii="Lora" w:hAnsi="Lora"/>
+          <w:b/>
+          <w:i w:val="0"/>
+          <w:color w:val="141413"/>
+          <w:sz w:val="22"/>
+        </w:rPr>
+        <w:t xml:space="preserve">Proposed business outcome (one sentence): </w:t>
       </w:r>
     </w:p>
     <w:p>
+      <w:pPr>
+        <w:spacing w:after="200"/>
+        <w:pBdr>
+          <w:bottom w:val="single" w:sz="8" w:space="1" w:color="E8E6DC"/>
+        </w:pBdr>
+      </w:pPr>
       <w:r>
-        <w:t>____________________________________________________________</w:t>
+        <w:t xml:space="preserve"> </w:t>
       </w:r>
     </w:p>
     <w:p>
       <w:pPr>
-        <w:pStyle w:val="Heading1"/>
+        <w:spacing w:before="360" w:after="160"/>
+        <w:ind w:left="173"/>
+        <w:pBdr>
+          <w:left w:val="single" w:sz="20" w:space="4" w:color="788C5D"/>
+        </w:pBdr>
       </w:pPr>
       <w:r>
+        <w:rPr>
+          <w:rFonts w:ascii="Poppins" w:hAnsi="Poppins" w:eastAsia="Poppins" w:cs="Poppins"/>
+          <w:rFonts w:ascii="Poppins" w:hAnsi="Poppins"/>
+          <w:b/>
+          <w:i w:val="0"/>
+          <w:color w:val="141413"/>
+          <w:sz w:val="28"/>
+        </w:rPr>
         <w:t>C. BUSINESS OBJECTIVES &amp; SUCCESS METRICS</w:t>
       </w:r>
     </w:p>
     <w:p>
+      <w:pPr>
+        <w:spacing w:before="120" w:after="40"/>
+      </w:pPr>
       <w:r>
-        <w:t>Objective 1 — Baseline / Target / Measurement:</w:t>
+        <w:rPr>
+          <w:rFonts w:ascii="Lora" w:hAnsi="Lora" w:eastAsia="Lora" w:cs="Lora"/>
+          <w:rFonts w:ascii="Lora" w:hAnsi="Lora"/>
+          <w:b/>
+          <w:i w:val="0"/>
+          <w:color w:val="141413"/>
+          <w:sz w:val="22"/>
+        </w:rPr>
+        <w:t xml:space="preserve">Objective 1 — Baseline / Target / Measurement: </w:t>
       </w:r>
     </w:p>
     <w:p>
+      <w:pPr>
+        <w:spacing w:after="200"/>
+        <w:pBdr>
+          <w:bottom w:val="single" w:sz="8" w:space="1" w:color="E8E6DC"/>
+        </w:pBdr>
+      </w:pPr>
       <w:r>
-        <w:t>____________________________________________________________</w:t>
+        <w:t xml:space="preserve"> </w:t>
       </w:r>
     </w:p>
     <w:p>
+      <w:pPr>
+        <w:spacing w:before="120" w:after="40"/>
+      </w:pPr>
       <w:r>
-        <w:t>Objective 2 — Baseline / Target / Measurement:</w:t>
+        <w:rPr>
+          <w:rFonts w:ascii="Lora" w:hAnsi="Lora" w:eastAsia="Lora" w:cs="Lora"/>
+          <w:rFonts w:ascii="Lora" w:hAnsi="Lora"/>
+          <w:b/>
+          <w:i w:val="0"/>
+          <w:color w:val="141413"/>
+          <w:sz w:val="22"/>
+        </w:rPr>
+        <w:t xml:space="preserve">Objective 2 — Baseline / Target / Measurement: </w:t>
       </w:r>
     </w:p>
     <w:p>
+      <w:pPr>
+        <w:spacing w:after="200"/>
+        <w:pBdr>
+          <w:bottom w:val="single" w:sz="8" w:space="1" w:color="E8E6DC"/>
+        </w:pBdr>
+      </w:pPr>
       <w:r>
-        <w:t>____________________________________________________________</w:t>
+        <w:t xml:space="preserve"> </w:t>
       </w:r>
     </w:p>
     <w:p>
+      <w:pPr>
+        <w:spacing w:before="120" w:after="40"/>
+      </w:pPr>
       <w:r>
-        <w:t>Objective 3 — Baseline / Target / Measurement:</w:t>
+        <w:rPr>
+          <w:rFonts w:ascii="Lora" w:hAnsi="Lora" w:eastAsia="Lora" w:cs="Lora"/>
+          <w:rFonts w:ascii="Lora" w:hAnsi="Lora"/>
+          <w:b/>
+          <w:i w:val="0"/>
+          <w:color w:val="141413"/>
+          <w:sz w:val="22"/>
+        </w:rPr>
+        <w:t xml:space="preserve">Objective 3 — Baseline / Target / Measurement: </w:t>
       </w:r>
     </w:p>
     <w:p>
+      <w:pPr>
+        <w:spacing w:after="200"/>
+        <w:pBdr>
+          <w:bottom w:val="single" w:sz="8" w:space="1" w:color="E8E6DC"/>
+        </w:pBdr>
+      </w:pPr>
       <w:r>
-        <w:t>____________________________________________________________</w:t>
+        <w:t xml:space="preserve"> </w:t>
       </w:r>
     </w:p>
     <w:p>
       <w:pPr>
-        <w:pStyle w:val="Heading1"/>
+        <w:spacing w:before="360" w:after="160"/>
+        <w:ind w:left="173"/>
+        <w:pBdr>
+          <w:left w:val="single" w:sz="20" w:space="4" w:color="C46686"/>
+        </w:pBdr>
       </w:pPr>
       <w:r>
+        <w:rPr>
+          <w:rFonts w:ascii="Poppins" w:hAnsi="Poppins" w:eastAsia="Poppins" w:cs="Poppins"/>
+          <w:rFonts w:ascii="Poppins" w:hAnsi="Poppins"/>
+          <w:b/>
+          <w:i w:val="0"/>
+          <w:color w:val="141413"/>
+          <w:sz w:val="28"/>
+        </w:rPr>
         <w:t>D. BACKGROUND &amp; CURRENT STATE</w:t>
       </w:r>
     </w:p>
     <w:p>
+      <w:pPr>
+        <w:spacing w:before="120" w:after="40"/>
+      </w:pPr>
       <w:r>
-        <w:t>Current process (step-by-step):</w:t>
+        <w:rPr>
+          <w:rFonts w:ascii="Lora" w:hAnsi="Lora" w:eastAsia="Lora" w:cs="Lora"/>
+          <w:rFonts w:ascii="Lora" w:hAnsi="Lora"/>
+          <w:b/>
+          <w:i w:val="0"/>
+          <w:color w:val="141413"/>
+          <w:sz w:val="22"/>
+        </w:rPr>
+        <w:t xml:space="preserve">Current process (step-by-step): </w:t>
       </w:r>
     </w:p>
     <w:p>
+      <w:pPr>
+        <w:spacing w:after="200"/>
+        <w:pBdr>
+          <w:bottom w:val="single" w:sz="8" w:space="1" w:color="E8E6DC"/>
+        </w:pBdr>
+      </w:pPr>
       <w:r>
-        <w:t>____________________________________________________________</w:t>
+        <w:t xml:space="preserve"> </w:t>
       </w:r>
     </w:p>
     <w:p>
+      <w:pPr>
+        <w:spacing w:before="120" w:after="40"/>
+      </w:pPr>
       <w:r>
-        <w:t>Current systems involved:</w:t>
+        <w:rPr>
+          <w:rFonts w:ascii="Lora" w:hAnsi="Lora" w:eastAsia="Lora" w:cs="Lora"/>
+          <w:rFonts w:ascii="Lora" w:hAnsi="Lora"/>
+          <w:b/>
+          <w:i w:val="0"/>
+          <w:color w:val="141413"/>
+          <w:sz w:val="22"/>
+        </w:rPr>
+        <w:t xml:space="preserve">Current systems involved: </w:t>
       </w:r>
     </w:p>
     <w:p>
+      <w:pPr>
+        <w:spacing w:after="200"/>
+        <w:pBdr>
+          <w:bottom w:val="single" w:sz="8" w:space="1" w:color="E8E6DC"/>
+        </w:pBdr>
+      </w:pPr>
       <w:r>
-        <w:t>____________________________________________________________</w:t>
+        <w:t xml:space="preserve"> </w:t>
       </w:r>
     </w:p>
     <w:p>
+      <w:pPr>
+        <w:spacing w:before="120" w:after="40"/>
+      </w:pPr>
       <w:r>
-        <w:t>Volume and frequency:</w:t>
+        <w:rPr>
+          <w:rFonts w:ascii="Lora" w:hAnsi="Lora" w:eastAsia="Lora" w:cs="Lora"/>
+          <w:rFonts w:ascii="Lora" w:hAnsi="Lora"/>
+          <w:b/>
+          <w:i w:val="0"/>
+          <w:color w:val="141413"/>
+          <w:sz w:val="22"/>
+        </w:rPr>
+        <w:t xml:space="preserve">Volume and frequency: </w:t>
       </w:r>
     </w:p>
     <w:p>
+      <w:pPr>
+        <w:spacing w:after="200"/>
+        <w:pBdr>
+          <w:bottom w:val="single" w:sz="8" w:space="1" w:color="E8E6DC"/>
+        </w:pBdr>
+      </w:pPr>
       <w:r>
-        <w:t>____________________________________________________________</w:t>
+        <w:t xml:space="preserve"> </w:t>
       </w:r>
     </w:p>
     <w:p>
       <w:pPr>
-        <w:pStyle w:val="Heading1"/>
+        <w:spacing w:before="360" w:after="160"/>
+        <w:ind w:left="173"/>
+        <w:pBdr>
+          <w:left w:val="single" w:sz="20" w:space="4" w:color="D97757"/>
+        </w:pBdr>
       </w:pPr>
       <w:r>
+        <w:rPr>
+          <w:rFonts w:ascii="Poppins" w:hAnsi="Poppins" w:eastAsia="Poppins" w:cs="Poppins"/>
+          <w:rFonts w:ascii="Poppins" w:hAnsi="Poppins"/>
+          <w:b/>
+          <w:i w:val="0"/>
+          <w:color w:val="141413"/>
+          <w:sz w:val="28"/>
+        </w:rPr>
         <w:t>E. PROPOSED TO-BE STATE</w:t>
       </w:r>
     </w:p>
     <w:p>
+      <w:pPr>
+        <w:spacing w:before="120" w:after="40"/>
+      </w:pPr>
       <w:r>
-        <w:t>Desired future process (business view only):</w:t>
+        <w:rPr>
+          <w:rFonts w:ascii="Lora" w:hAnsi="Lora" w:eastAsia="Lora" w:cs="Lora"/>
+          <w:rFonts w:ascii="Lora" w:hAnsi="Lora"/>
+          <w:b/>
+          <w:i w:val="0"/>
+          <w:color w:val="141413"/>
+          <w:sz w:val="22"/>
+        </w:rPr>
+        <w:t xml:space="preserve">Desired future process (business view only): </w:t>
       </w:r>
     </w:p>
     <w:p>
+      <w:pPr>
+        <w:spacing w:after="200"/>
+        <w:pBdr>
+          <w:bottom w:val="single" w:sz="8" w:space="1" w:color="E8E6DC"/>
+        </w:pBdr>
+      </w:pPr>
       <w:r>
-        <w:t>____________________________________________________________</w:t>
+        <w:t xml:space="preserve"> </w:t>
       </w:r>
     </w:p>
     <w:p>
+      <w:pPr>
+        <w:spacing w:before="120" w:after="40"/>
+      </w:pPr>
       <w:r>
-        <w:t>Expected changes:</w:t>
+        <w:rPr>
+          <w:rFonts w:ascii="Lora" w:hAnsi="Lora" w:eastAsia="Lora" w:cs="Lora"/>
+          <w:rFonts w:ascii="Lora" w:hAnsi="Lora"/>
+          <w:b/>
+          <w:i w:val="0"/>
+          <w:color w:val="141413"/>
+          <w:sz w:val="22"/>
+        </w:rPr>
+        <w:t xml:space="preserve">Expected changes: </w:t>
       </w:r>
     </w:p>
     <w:p>
+      <w:pPr>
+        <w:spacing w:after="200"/>
+        <w:pBdr>
+          <w:bottom w:val="single" w:sz="8" w:space="1" w:color="E8E6DC"/>
+        </w:pBdr>
+      </w:pPr>
       <w:r>
-        <w:t>____________________________________________________________</w:t>
+        <w:t xml:space="preserve"> </w:t>
       </w:r>
     </w:p>
     <w:p>
       <w:pPr>
-        <w:pStyle w:val="Heading1"/>
+        <w:spacing w:before="360" w:after="160"/>
+        <w:ind w:left="173"/>
+        <w:pBdr>
+          <w:left w:val="single" w:sz="20" w:space="4" w:color="6A9BCC"/>
+        </w:pBdr>
       </w:pPr>
       <w:r>
+        <w:rPr>
+          <w:rFonts w:ascii="Poppins" w:hAnsi="Poppins" w:eastAsia="Poppins" w:cs="Poppins"/>
+          <w:rFonts w:ascii="Poppins" w:hAnsi="Poppins"/>
+          <w:b/>
+          <w:i w:val="0"/>
+          <w:color w:val="141413"/>
+          <w:sz w:val="28"/>
+        </w:rPr>
         <w:t>F. SCOPE</w:t>
       </w:r>
     </w:p>
     <w:p>
+      <w:pPr>
+        <w:spacing w:before="120" w:after="40"/>
+      </w:pPr>
       <w:r>
-        <w:t>In scope:</w:t>
+        <w:rPr>
+          <w:rFonts w:ascii="Lora" w:hAnsi="Lora" w:eastAsia="Lora" w:cs="Lora"/>
+          <w:rFonts w:ascii="Lora" w:hAnsi="Lora"/>
+          <w:b/>
+          <w:i w:val="0"/>
+          <w:color w:val="141413"/>
+          <w:sz w:val="22"/>
+        </w:rPr>
+        <w:t xml:space="preserve">In scope: </w:t>
       </w:r>
     </w:p>
     <w:p>
+      <w:pPr>
+        <w:spacing w:after="200"/>
+        <w:pBdr>
+          <w:bottom w:val="single" w:sz="8" w:space="1" w:color="E8E6DC"/>
+        </w:pBdr>
+      </w:pPr>
       <w:r>
-        <w:t>____________________________________________________________</w:t>
+        <w:t xml:space="preserve"> </w:t>
       </w:r>
     </w:p>
     <w:p>
+      <w:pPr>
+        <w:spacing w:before="120" w:after="40"/>
+      </w:pPr>
       <w:r>
-        <w:t>Out of scope:</w:t>
+        <w:rPr>
+          <w:rFonts w:ascii="Lora" w:hAnsi="Lora" w:eastAsia="Lora" w:cs="Lora"/>
+          <w:rFonts w:ascii="Lora" w:hAnsi="Lora"/>
+          <w:b/>
+          <w:i w:val="0"/>
+          <w:color w:val="141413"/>
+          <w:sz w:val="22"/>
+        </w:rPr>
+        <w:t xml:space="preserve">Out of scope: </w:t>
       </w:r>
     </w:p>
     <w:p>
+      <w:pPr>
+        <w:spacing w:after="200"/>
+        <w:pBdr>
+          <w:bottom w:val="single" w:sz="8" w:space="1" w:color="E8E6DC"/>
+        </w:pBdr>
+      </w:pPr>
       <w:r>
-        <w:t>____________________________________________________________</w:t>
+        <w:t xml:space="preserve"> </w:t>
       </w:r>
     </w:p>
     <w:p>
+      <w:pPr>
+        <w:spacing w:before="120" w:after="40"/>
+      </w:pPr>
       <w:r>
-        <w:t>Assumptions:</w:t>
+        <w:rPr>
+          <w:rFonts w:ascii="Lora" w:hAnsi="Lora" w:eastAsia="Lora" w:cs="Lora"/>
+          <w:rFonts w:ascii="Lora" w:hAnsi="Lora"/>
+          <w:b/>
+          <w:i w:val="0"/>
+          <w:color w:val="141413"/>
+          <w:sz w:val="22"/>
+        </w:rPr>
+        <w:t xml:space="preserve">Assumptions: </w:t>
       </w:r>
     </w:p>
     <w:p>
+      <w:pPr>
+        <w:spacing w:after="200"/>
+        <w:pBdr>
+          <w:bottom w:val="single" w:sz="8" w:space="1" w:color="E8E6DC"/>
+        </w:pBdr>
+      </w:pPr>
       <w:r>
-        <w:t>____________________________________________________________</w:t>
+        <w:t xml:space="preserve"> </w:t>
       </w:r>
     </w:p>
     <w:p>
+      <w:pPr>
+        <w:spacing w:before="120" w:after="40"/>
+      </w:pPr>
       <w:r>
-        <w:t>Dependencies:</w:t>
+        <w:rPr>
+          <w:rFonts w:ascii="Lora" w:hAnsi="Lora" w:eastAsia="Lora" w:cs="Lora"/>
+          <w:rFonts w:ascii="Lora" w:hAnsi="Lora"/>
+          <w:b/>
+          <w:i w:val="0"/>
+          <w:color w:val="141413"/>
+          <w:sz w:val="22"/>
+        </w:rPr>
+        <w:t xml:space="preserve">Dependencies: </w:t>
       </w:r>
     </w:p>
     <w:p>
+      <w:pPr>
+        <w:spacing w:after="200"/>
+        <w:pBdr>
+          <w:bottom w:val="single" w:sz="8" w:space="1" w:color="E8E6DC"/>
+        </w:pBdr>
+      </w:pPr>
       <w:r>
-        <w:t>____________________________________________________________</w:t>
+        <w:t xml:space="preserve"> </w:t>
       </w:r>
     </w:p>
     <w:p>
       <w:pPr>
-        <w:pStyle w:val="Heading1"/>
+        <w:spacing w:before="360" w:after="160"/>
+        <w:ind w:left="173"/>
+        <w:pBdr>
+          <w:left w:val="single" w:sz="20" w:space="4" w:color="788C5D"/>
+        </w:pBdr>
       </w:pPr>
       <w:r>
+        <w:rPr>
+          <w:rFonts w:ascii="Poppins" w:hAnsi="Poppins" w:eastAsia="Poppins" w:cs="Poppins"/>
+          <w:rFonts w:ascii="Poppins" w:hAnsi="Poppins"/>
+          <w:b/>
+          <w:i w:val="0"/>
+          <w:color w:val="141413"/>
+          <w:sz w:val="28"/>
+        </w:rPr>
         <w:t>G. STAKEHOLDERS &amp; USERS</w:t>
       </w:r>
     </w:p>
     <w:p>
+      <w:pPr>
+        <w:spacing w:before="120" w:after="40"/>
+      </w:pPr>
       <w:r>
-        <w:t>Role / Department / # users / Location / Access:</w:t>
+        <w:rPr>
+          <w:rFonts w:ascii="Lora" w:hAnsi="Lora" w:eastAsia="Lora" w:cs="Lora"/>
+          <w:rFonts w:ascii="Lora" w:hAnsi="Lora"/>
+          <w:b/>
+          <w:i w:val="0"/>
+          <w:color w:val="141413"/>
+          <w:sz w:val="22"/>
+        </w:rPr>
+        <w:t xml:space="preserve">Role / Department / # users / Location / Access: </w:t>
       </w:r>
     </w:p>
     <w:p>
+      <w:pPr>
+        <w:spacing w:after="200"/>
+        <w:pBdr>
+          <w:bottom w:val="single" w:sz="8" w:space="1" w:color="E8E6DC"/>
+        </w:pBdr>
+      </w:pPr>
       <w:r>
-        <w:t>____________________________________________________________</w:t>
+        <w:t xml:space="preserve"> </w:t>
       </w:r>
     </w:p>
     <w:p>
       <w:pPr>
-        <w:pStyle w:val="Heading1"/>
+        <w:spacing w:before="360" w:after="160"/>
+        <w:ind w:left="173"/>
+        <w:pBdr>
+          <w:left w:val="single" w:sz="20" w:space="4" w:color="C46686"/>
+        </w:pBdr>
       </w:pPr>
       <w:r>
+        <w:rPr>
+          <w:rFonts w:ascii="Poppins" w:hAnsi="Poppins" w:eastAsia="Poppins" w:cs="Poppins"/>
+          <w:rFonts w:ascii="Poppins" w:hAnsi="Poppins"/>
+          <w:b/>
+          <w:i w:val="0"/>
+          <w:color w:val="141413"/>
+          <w:sz w:val="28"/>
+        </w:rPr>
         <w:t>H. BUSINESS RULES</w:t>
       </w:r>
     </w:p>
     <w:p>
+      <w:pPr>
+        <w:spacing w:before="120" w:after="40"/>
+      </w:pPr>
       <w:r>
-        <w:t>Eligibility rules:</w:t>
+        <w:rPr>
+          <w:rFonts w:ascii="Lora" w:hAnsi="Lora" w:eastAsia="Lora" w:cs="Lora"/>
+          <w:rFonts w:ascii="Lora" w:hAnsi="Lora"/>
+          <w:b/>
+          <w:i w:val="0"/>
+          <w:color w:val="141413"/>
+          <w:sz w:val="22"/>
+        </w:rPr>
+        <w:t xml:space="preserve">Eligibility rules: </w:t>
       </w:r>
     </w:p>
     <w:p>
+      <w:pPr>
+        <w:spacing w:after="200"/>
+        <w:pBdr>
+          <w:bottom w:val="single" w:sz="8" w:space="1" w:color="E8E6DC"/>
+        </w:pBdr>
+      </w:pPr>
       <w:r>
-        <w:t>____________________________________________________________</w:t>
+        <w:t xml:space="preserve"> </w:t>
       </w:r>
     </w:p>
     <w:p>
+      <w:pPr>
+        <w:spacing w:before="120" w:after="40"/>
+      </w:pPr>
       <w:r>
-        <w:t>Approval authority:</w:t>
+        <w:rPr>
+          <w:rFonts w:ascii="Lora" w:hAnsi="Lora" w:eastAsia="Lora" w:cs="Lora"/>
+          <w:rFonts w:ascii="Lora" w:hAnsi="Lora"/>
+          <w:b/>
+          <w:i w:val="0"/>
+          <w:color w:val="141413"/>
+          <w:sz w:val="22"/>
+        </w:rPr>
+        <w:t xml:space="preserve">Approval authority: </w:t>
       </w:r>
     </w:p>
     <w:p>
+      <w:pPr>
+        <w:spacing w:after="200"/>
+        <w:pBdr>
+          <w:bottom w:val="single" w:sz="8" w:space="1" w:color="E8E6DC"/>
+        </w:pBdr>
+      </w:pPr>
       <w:r>
-        <w:t>____________________________________________________________</w:t>
+        <w:t xml:space="preserve"> </w:t>
       </w:r>
     </w:p>
     <w:p>
+      <w:pPr>
+        <w:spacing w:before="120" w:after="40"/>
+      </w:pPr>
       <w:r>
-        <w:t>Pricing/fees (business level):</w:t>
+        <w:rPr>
+          <w:rFonts w:ascii="Lora" w:hAnsi="Lora" w:eastAsia="Lora" w:cs="Lora"/>
+          <w:rFonts w:ascii="Lora" w:hAnsi="Lora"/>
+          <w:b/>
+          <w:i w:val="0"/>
+          <w:color w:val="141413"/>
+          <w:sz w:val="22"/>
+        </w:rPr>
+        <w:t xml:space="preserve">Pricing/fees (business level): </w:t>
       </w:r>
     </w:p>
     <w:p>
+      <w:pPr>
+        <w:spacing w:after="200"/>
+        <w:pBdr>
+          <w:bottom w:val="single" w:sz="8" w:space="1" w:color="E8E6DC"/>
+        </w:pBdr>
+      </w:pPr>
       <w:r>
-        <w:t>____________________________________________________________</w:t>
+        <w:t xml:space="preserve"> </w:t>
       </w:r>
     </w:p>
     <w:p>
+      <w:pPr>
+        <w:spacing w:before="120" w:after="40"/>
+      </w:pPr>
       <w:r>
-        <w:t>Exception handling:</w:t>
+        <w:rPr>
+          <w:rFonts w:ascii="Lora" w:hAnsi="Lora" w:eastAsia="Lora" w:cs="Lora"/>
+          <w:rFonts w:ascii="Lora" w:hAnsi="Lora"/>
+          <w:b/>
+          <w:i w:val="0"/>
+          <w:color w:val="141413"/>
+          <w:sz w:val="22"/>
+        </w:rPr>
+        <w:t xml:space="preserve">Exception handling: </w:t>
       </w:r>
     </w:p>
     <w:p>
+      <w:pPr>
+        <w:spacing w:after="200"/>
+        <w:pBdr>
+          <w:bottom w:val="single" w:sz="8" w:space="1" w:color="E8E6DC"/>
+        </w:pBdr>
+      </w:pPr>
       <w:r>
-        <w:t>____________________________________________________________</w:t>
+        <w:t xml:space="preserve"> </w:t>
       </w:r>
     </w:p>
     <w:p>
+      <w:pPr>
+        <w:spacing w:before="120" w:after="40"/>
+      </w:pPr>
       <w:r>
-        <w:t>Cut-off times:</w:t>
+        <w:rPr>
+          <w:rFonts w:ascii="Lora" w:hAnsi="Lora" w:eastAsia="Lora" w:cs="Lora"/>
+          <w:rFonts w:ascii="Lora" w:hAnsi="Lora"/>
+          <w:b/>
+          <w:i w:val="0"/>
+          <w:color w:val="141413"/>
+          <w:sz w:val="22"/>
+        </w:rPr>
+        <w:t xml:space="preserve">Cut-off times: </w:t>
       </w:r>
     </w:p>
     <w:p>
+      <w:pPr>
+        <w:spacing w:after="200"/>
+        <w:pBdr>
+          <w:bottom w:val="single" w:sz="8" w:space="1" w:color="E8E6DC"/>
+        </w:pBdr>
+      </w:pPr>
       <w:r>
-        <w:t>____________________________________________________________</w:t>
+        <w:t xml:space="preserve"> </w:t>
       </w:r>
     </w:p>
     <w:p>
+      <w:pPr>
+        <w:spacing w:before="120" w:after="40"/>
+      </w:pPr>
       <w:r>
-        <w:t>Customer communication rules:</w:t>
+        <w:rPr>
+          <w:rFonts w:ascii="Lora" w:hAnsi="Lora" w:eastAsia="Lora" w:cs="Lora"/>
+          <w:rFonts w:ascii="Lora" w:hAnsi="Lora"/>
+          <w:b/>
+          <w:i w:val="0"/>
+          <w:color w:val="141413"/>
+          <w:sz w:val="22"/>
+        </w:rPr>
+        <w:t xml:space="preserve">Customer communication rules: </w:t>
       </w:r>
     </w:p>
     <w:p>
+      <w:pPr>
+        <w:spacing w:after="200"/>
+        <w:pBdr>
+          <w:bottom w:val="single" w:sz="8" w:space="1" w:color="E8E6DC"/>
+        </w:pBdr>
+      </w:pPr>
       <w:r>
-        <w:t>____________________________________________________________</w:t>
+        <w:t xml:space="preserve"> </w:t>
       </w:r>
     </w:p>
     <w:p>
       <w:pPr>
-        <w:pStyle w:val="Heading1"/>
+        <w:spacing w:before="360" w:after="160"/>
+        <w:ind w:left="173"/>
+        <w:pBdr>
+          <w:left w:val="single" w:sz="20" w:space="4" w:color="D97757"/>
+        </w:pBdr>
       </w:pPr>
       <w:r>
+        <w:rPr>
+          <w:rFonts w:ascii="Poppins" w:hAnsi="Poppins" w:eastAsia="Poppins" w:cs="Poppins"/>
+          <w:rFonts w:ascii="Poppins" w:hAnsi="Poppins"/>
+          <w:b/>
+          <w:i w:val="0"/>
+          <w:color w:val="141413"/>
+          <w:sz w:val="28"/>
+        </w:rPr>
         <w:t>I. DATA &amp; SECURITY REQUIREMENTS</w:t>
       </w:r>
     </w:p>
     <w:p>
+      <w:pPr>
+        <w:spacing w:before="120" w:after="40"/>
+      </w:pPr>
       <w:r>
-        <w:t>Data types:</w:t>
+        <w:rPr>
+          <w:rFonts w:ascii="Lora" w:hAnsi="Lora" w:eastAsia="Lora" w:cs="Lora"/>
+          <w:rFonts w:ascii="Lora" w:hAnsi="Lora"/>
+          <w:b/>
+          <w:i w:val="0"/>
+          <w:color w:val="141413"/>
+          <w:sz w:val="22"/>
+        </w:rPr>
+        <w:t xml:space="preserve">Data types: </w:t>
       </w:r>
     </w:p>
     <w:p>
+      <w:pPr>
+        <w:spacing w:after="200"/>
+        <w:pBdr>
+          <w:bottom w:val="single" w:sz="8" w:space="1" w:color="E8E6DC"/>
+        </w:pBdr>
+      </w:pPr>
       <w:r>
-        <w:t>____________________________________________________________</w:t>
+        <w:t xml:space="preserve"> </w:t>
       </w:r>
     </w:p>
     <w:p>
+      <w:pPr>
+        <w:spacing w:before="120" w:after="40"/>
+      </w:pPr>
       <w:r>
-        <w:t>Classification:</w:t>
+        <w:rPr>
+          <w:rFonts w:ascii="Lora" w:hAnsi="Lora" w:eastAsia="Lora" w:cs="Lora"/>
+          <w:rFonts w:ascii="Lora" w:hAnsi="Lora"/>
+          <w:b/>
+          <w:i w:val="0"/>
+          <w:color w:val="141413"/>
+          <w:sz w:val="22"/>
+        </w:rPr>
+        <w:t xml:space="preserve">Classification: </w:t>
       </w:r>
     </w:p>
     <w:p>
+      <w:pPr>
+        <w:spacing w:after="200"/>
+        <w:pBdr>
+          <w:bottom w:val="single" w:sz="8" w:space="1" w:color="E8E6DC"/>
+        </w:pBdr>
+      </w:pPr>
       <w:r>
-        <w:t>____________________________________________________________</w:t>
+        <w:t xml:space="preserve"> </w:t>
       </w:r>
     </w:p>
     <w:p>
+      <w:pPr>
+        <w:spacing w:before="120" w:after="40"/>
+      </w:pPr>
       <w:r>
-        <w:t>Data sharing:</w:t>
+        <w:rPr>
+          <w:rFonts w:ascii="Lora" w:hAnsi="Lora" w:eastAsia="Lora" w:cs="Lora"/>
+          <w:rFonts w:ascii="Lora" w:hAnsi="Lora"/>
+          <w:b/>
+          <w:i w:val="0"/>
+          <w:color w:val="141413"/>
+          <w:sz w:val="22"/>
+        </w:rPr>
+        <w:t xml:space="preserve">Data sharing: </w:t>
       </w:r>
     </w:p>
     <w:p>
+      <w:pPr>
+        <w:spacing w:after="200"/>
+        <w:pBdr>
+          <w:bottom w:val="single" w:sz="8" w:space="1" w:color="E8E6DC"/>
+        </w:pBdr>
+      </w:pPr>
       <w:r>
-        <w:t>____________________________________________________________</w:t>
+        <w:t xml:space="preserve"> </w:t>
       </w:r>
     </w:p>
     <w:p>
+      <w:pPr>
+        <w:spacing w:before="120" w:after="40"/>
+      </w:pPr>
       <w:r>
-        <w:t>Retention:</w:t>
+        <w:rPr>
+          <w:rFonts w:ascii="Lora" w:hAnsi="Lora" w:eastAsia="Lora" w:cs="Lora"/>
+          <w:rFonts w:ascii="Lora" w:hAnsi="Lora"/>
+          <w:b/>
+          <w:i w:val="0"/>
+          <w:color w:val="141413"/>
+          <w:sz w:val="22"/>
+        </w:rPr>
+        <w:t xml:space="preserve">Retention: </w:t>
       </w:r>
     </w:p>
     <w:p>
+      <w:pPr>
+        <w:spacing w:after="200"/>
+        <w:pBdr>
+          <w:bottom w:val="single" w:sz="8" w:space="1" w:color="E8E6DC"/>
+        </w:pBdr>
+      </w:pPr>
       <w:r>
-        <w:t>____________________________________________________________</w:t>
+        <w:t xml:space="preserve"> </w:t>
       </w:r>
     </w:p>
     <w:p>
+      <w:pPr>
+        <w:spacing w:before="120" w:after="40"/>
+      </w:pPr>
       <w:r>
-        <w:t>Audit requirements:</w:t>
+        <w:rPr>
+          <w:rFonts w:ascii="Lora" w:hAnsi="Lora" w:eastAsia="Lora" w:cs="Lora"/>
+          <w:rFonts w:ascii="Lora" w:hAnsi="Lora"/>
+          <w:b/>
+          <w:i w:val="0"/>
+          <w:color w:val="141413"/>
+          <w:sz w:val="22"/>
+        </w:rPr>
+        <w:t xml:space="preserve">Audit requirements: </w:t>
       </w:r>
     </w:p>
     <w:p>
+      <w:pPr>
+        <w:spacing w:after="200"/>
+        <w:pBdr>
+          <w:bottom w:val="single" w:sz="8" w:space="1" w:color="E8E6DC"/>
+        </w:pBdr>
+      </w:pPr>
       <w:r>
-        <w:t>____________________________________________________________</w:t>
+        <w:t xml:space="preserve"> </w:t>
       </w:r>
     </w:p>
     <w:p>
+      <w:pPr>
+        <w:spacing w:before="120" w:after="40"/>
+      </w:pPr>
       <w:r>
-        <w:t>Customer consent:</w:t>
+        <w:rPr>
+          <w:rFonts w:ascii="Lora" w:hAnsi="Lora" w:eastAsia="Lora" w:cs="Lora"/>
+          <w:rFonts w:ascii="Lora" w:hAnsi="Lora"/>
+          <w:b/>
+          <w:i w:val="0"/>
+          <w:color w:val="141413"/>
+          <w:sz w:val="22"/>
+        </w:rPr>
+        <w:t xml:space="preserve">Customer consent: </w:t>
       </w:r>
     </w:p>
     <w:p>
+      <w:pPr>
+        <w:spacing w:after="200"/>
+        <w:pBdr>
+          <w:bottom w:val="single" w:sz="8" w:space="1" w:color="E8E6DC"/>
+        </w:pBdr>
+      </w:pPr>
       <w:r>
-        <w:t>____________________________________________________________</w:t>
+        <w:t xml:space="preserve"> </w:t>
       </w:r>
     </w:p>
     <w:p>
+      <w:pPr>
+        <w:spacing w:before="120" w:after="40"/>
+      </w:pPr>
       <w:r>
-        <w:t>Remote access implications:</w:t>
+        <w:rPr>
+          <w:rFonts w:ascii="Lora" w:hAnsi="Lora" w:eastAsia="Lora" w:cs="Lora"/>
+          <w:rFonts w:ascii="Lora" w:hAnsi="Lora"/>
+          <w:b/>
+          <w:i w:val="0"/>
+          <w:color w:val="141413"/>
+          <w:sz w:val="22"/>
+        </w:rPr>
+        <w:t xml:space="preserve">Remote access implications: </w:t>
       </w:r>
     </w:p>
     <w:p>
+      <w:pPr>
+        <w:spacing w:after="200"/>
+        <w:pBdr>
+          <w:bottom w:val="single" w:sz="8" w:space="1" w:color="E8E6DC"/>
+        </w:pBdr>
+      </w:pPr>
       <w:r>
-        <w:t>____________________________________________________________</w:t>
+        <w:t xml:space="preserve"> </w:t>
       </w:r>
     </w:p>
     <w:p>
       <w:pPr>
-        <w:pStyle w:val="Heading1"/>
+        <w:spacing w:before="360" w:after="160"/>
+        <w:ind w:left="173"/>
+        <w:pBdr>
+          <w:left w:val="single" w:sz="20" w:space="4" w:color="6A9BCC"/>
+        </w:pBdr>
       </w:pPr>
       <w:r>
+        <w:rPr>
+          <w:rFonts w:ascii="Poppins" w:hAnsi="Poppins" w:eastAsia="Poppins" w:cs="Poppins"/>
+          <w:rFonts w:ascii="Poppins" w:hAnsi="Poppins"/>
+          <w:b/>
+          <w:i w:val="0"/>
+          <w:color w:val="141413"/>
+          <w:sz w:val="28"/>
+        </w:rPr>
         <w:t>J. REPORTING &amp; CONTROLS</w:t>
       </w:r>
     </w:p>
     <w:p>
+      <w:pPr>
+        <w:spacing w:before="120" w:after="40"/>
+      </w:pPr>
       <w:r>
-        <w:t>Reports required:</w:t>
+        <w:rPr>
+          <w:rFonts w:ascii="Lora" w:hAnsi="Lora" w:eastAsia="Lora" w:cs="Lora"/>
+          <w:rFonts w:ascii="Lora" w:hAnsi="Lora"/>
+          <w:b/>
+          <w:i w:val="0"/>
+          <w:color w:val="141413"/>
+          <w:sz w:val="22"/>
+        </w:rPr>
+        <w:t xml:space="preserve">Reports required: </w:t>
       </w:r>
     </w:p>
     <w:p>
+      <w:pPr>
+        <w:spacing w:after="200"/>
+        <w:pBdr>
+          <w:bottom w:val="single" w:sz="8" w:space="1" w:color="E8E6DC"/>
+        </w:pBdr>
+      </w:pPr>
       <w:r>
-        <w:t>____________________________________________________________</w:t>
+        <w:t xml:space="preserve"> </w:t>
       </w:r>
     </w:p>
     <w:p>
+      <w:pPr>
+        <w:spacing w:before="120" w:after="40"/>
+      </w:pPr>
       <w:r>
-        <w:t>Control points:</w:t>
+        <w:rPr>
+          <w:rFonts w:ascii="Lora" w:hAnsi="Lora" w:eastAsia="Lora" w:cs="Lora"/>
+          <w:rFonts w:ascii="Lora" w:hAnsi="Lora"/>
+          <w:b/>
+          <w:i w:val="0"/>
+          <w:color w:val="141413"/>
+          <w:sz w:val="22"/>
+        </w:rPr>
+        <w:t xml:space="preserve">Control points: </w:t>
       </w:r>
     </w:p>
     <w:p>
+      <w:pPr>
+        <w:spacing w:after="200"/>
+        <w:pBdr>
+          <w:bottom w:val="single" w:sz="8" w:space="1" w:color="E8E6DC"/>
+        </w:pBdr>
+      </w:pPr>
       <w:r>
-        <w:t>____________________________________________________________</w:t>
+        <w:t xml:space="preserve"> </w:t>
       </w:r>
     </w:p>
     <w:p>
+      <w:pPr>
+        <w:spacing w:before="120" w:after="40"/>
+      </w:pPr>
       <w:r>
-        <w:t>Reconciliation:</w:t>
+        <w:rPr>
+          <w:rFonts w:ascii="Lora" w:hAnsi="Lora" w:eastAsia="Lora" w:cs="Lora"/>
+          <w:rFonts w:ascii="Lora" w:hAnsi="Lora"/>
+          <w:b/>
+          <w:i w:val="0"/>
+          <w:color w:val="141413"/>
+          <w:sz w:val="22"/>
+        </w:rPr>
+        <w:t xml:space="preserve">Reconciliation: </w:t>
       </w:r>
     </w:p>
     <w:p>
+      <w:pPr>
+        <w:spacing w:after="200"/>
+        <w:pBdr>
+          <w:bottom w:val="single" w:sz="8" w:space="1" w:color="E8E6DC"/>
+        </w:pBdr>
+      </w:pPr>
       <w:r>
-        <w:t>____________________________________________________________</w:t>
+        <w:t xml:space="preserve"> </w:t>
       </w:r>
     </w:p>
     <w:p>
+      <w:pPr>
+        <w:spacing w:before="120" w:after="40"/>
+      </w:pPr>
       <w:r>
-        <w:t>Fraud/risk controls:</w:t>
+        <w:rPr>
+          <w:rFonts w:ascii="Lora" w:hAnsi="Lora" w:eastAsia="Lora" w:cs="Lora"/>
+          <w:rFonts w:ascii="Lora" w:hAnsi="Lora"/>
+          <w:b/>
+          <w:i w:val="0"/>
+          <w:color w:val="141413"/>
+          <w:sz w:val="22"/>
+        </w:rPr>
+        <w:t xml:space="preserve">Fraud/risk controls: </w:t>
       </w:r>
     </w:p>
     <w:p>
+      <w:pPr>
+        <w:spacing w:after="200"/>
+        <w:pBdr>
+          <w:bottom w:val="single" w:sz="8" w:space="1" w:color="E8E6DC"/>
+        </w:pBdr>
+      </w:pPr>
       <w:r>
-        <w:t>____________________________________________________________</w:t>
+        <w:t xml:space="preserve"> </w:t>
       </w:r>
     </w:p>
     <w:p>
       <w:pPr>
-        <w:pStyle w:val="Heading1"/>
+        <w:spacing w:before="360" w:after="160"/>
+        <w:ind w:left="173"/>
+        <w:pBdr>
+          <w:left w:val="single" w:sz="20" w:space="4" w:color="788C5D"/>
+        </w:pBdr>
       </w:pPr>
       <w:r>
+        <w:rPr>
+          <w:rFonts w:ascii="Poppins" w:hAnsi="Poppins" w:eastAsia="Poppins" w:cs="Poppins"/>
+          <w:rFonts w:ascii="Poppins" w:hAnsi="Poppins"/>
+          <w:b/>
+          <w:i w:val="0"/>
+          <w:color w:val="141413"/>
+          <w:sz w:val="28"/>
+        </w:rPr>
         <w:t>K. IMPLEMENTATION &amp; ROLLOUT</w:t>
       </w:r>
     </w:p>
     <w:p>
+      <w:pPr>
+        <w:spacing w:before="120" w:after="40"/>
+      </w:pPr>
       <w:r>
-        <w:t>Rollout approach:</w:t>
+        <w:rPr>
+          <w:rFonts w:ascii="Lora" w:hAnsi="Lora" w:eastAsia="Lora" w:cs="Lora"/>
+          <w:rFonts w:ascii="Lora" w:hAnsi="Lora"/>
+          <w:b/>
+          <w:i w:val="0"/>
+          <w:color w:val="141413"/>
+          <w:sz w:val="22"/>
+        </w:rPr>
+        <w:t xml:space="preserve">Rollout approach: </w:t>
       </w:r>
     </w:p>
     <w:p>
+      <w:pPr>
+        <w:spacing w:after="200"/>
+        <w:pBdr>
+          <w:bottom w:val="single" w:sz="8" w:space="1" w:color="E8E6DC"/>
+        </w:pBdr>
+      </w:pPr>
       <w:r>
-        <w:t>____________________________________________________________</w:t>
+        <w:t xml:space="preserve"> </w:t>
       </w:r>
     </w:p>
     <w:p>
+      <w:pPr>
+        <w:spacing w:before="120" w:after="40"/>
+      </w:pPr>
       <w:r>
-        <w:t>Training needs:</w:t>
+        <w:rPr>
+          <w:rFonts w:ascii="Lora" w:hAnsi="Lora" w:eastAsia="Lora" w:cs="Lora"/>
+          <w:rFonts w:ascii="Lora" w:hAnsi="Lora"/>
+          <w:b/>
+          <w:i w:val="0"/>
+          <w:color w:val="141413"/>
+          <w:sz w:val="22"/>
+        </w:rPr>
+        <w:t xml:space="preserve">Training needs: </w:t>
       </w:r>
     </w:p>
     <w:p>
+      <w:pPr>
+        <w:spacing w:after="200"/>
+        <w:pBdr>
+          <w:bottom w:val="single" w:sz="8" w:space="1" w:color="E8E6DC"/>
+        </w:pBdr>
+      </w:pPr>
       <w:r>
-        <w:t>____________________________________________________________</w:t>
+        <w:t xml:space="preserve"> </w:t>
       </w:r>
     </w:p>
     <w:p>
+      <w:pPr>
+        <w:spacing w:before="120" w:after="40"/>
+      </w:pPr>
       <w:r>
-        <w:t>Language:</w:t>
+        <w:rPr>
+          <w:rFonts w:ascii="Lora" w:hAnsi="Lora" w:eastAsia="Lora" w:cs="Lora"/>
+          <w:rFonts w:ascii="Lora" w:hAnsi="Lora"/>
+          <w:b/>
+          <w:i w:val="0"/>
+          <w:color w:val="141413"/>
+          <w:sz w:val="22"/>
+        </w:rPr>
+        <w:t xml:space="preserve">Language: </w:t>
       </w:r>
     </w:p>
     <w:p>
+      <w:pPr>
+        <w:spacing w:after="200"/>
+        <w:pBdr>
+          <w:bottom w:val="single" w:sz="8" w:space="1" w:color="E8E6DC"/>
+        </w:pBdr>
+      </w:pPr>
       <w:r>
-        <w:t>____________________________________________________________</w:t>
+        <w:t xml:space="preserve"> </w:t>
       </w:r>
     </w:p>
     <w:p>
+      <w:pPr>
+        <w:spacing w:before="120" w:after="40"/>
+      </w:pPr>
       <w:r>
-        <w:t>Business continuity fallback:</w:t>
+        <w:rPr>
+          <w:rFonts w:ascii="Lora" w:hAnsi="Lora" w:eastAsia="Lora" w:cs="Lora"/>
+          <w:rFonts w:ascii="Lora" w:hAnsi="Lora"/>
+          <w:b/>
+          <w:i w:val="0"/>
+          <w:color w:val="141413"/>
+          <w:sz w:val="22"/>
+        </w:rPr>
+        <w:t xml:space="preserve">Business continuity fallback: </w:t>
       </w:r>
     </w:p>
     <w:p>
+      <w:pPr>
+        <w:spacing w:after="200"/>
+        <w:pBdr>
+          <w:bottom w:val="single" w:sz="8" w:space="1" w:color="E8E6DC"/>
+        </w:pBdr>
+      </w:pPr>
       <w:r>
-        <w:t>____________________________________________________________</w:t>
+        <w:t xml:space="preserve"> </w:t>
       </w:r>
     </w:p>
     <w:p>
       <w:pPr>
-        <w:pStyle w:val="Heading1"/>
+        <w:spacing w:before="360" w:after="160"/>
+        <w:ind w:left="173"/>
+        <w:pBdr>
+          <w:left w:val="single" w:sz="20" w:space="4" w:color="C46686"/>
+        </w:pBdr>
       </w:pPr>
       <w:r>
+        <w:rPr>
+          <w:rFonts w:ascii="Poppins" w:hAnsi="Poppins" w:eastAsia="Poppins" w:cs="Poppins"/>
+          <w:rFonts w:ascii="Poppins" w:hAnsi="Poppins"/>
+          <w:b/>
+          <w:i w:val="0"/>
+          <w:color w:val="141413"/>
+          <w:sz w:val="28"/>
+        </w:rPr>
         <w:t>L. RISKS</w:t>
       </w:r>
     </w:p>
     <w:p>
+      <w:pPr>
+        <w:spacing w:before="120" w:after="40"/>
+      </w:pPr>
       <w:r>
-        <w:t>Operational / Customer / Financial / Compliance risks:</w:t>
+        <w:rPr>
+          <w:rFonts w:ascii="Lora" w:hAnsi="Lora" w:eastAsia="Lora" w:cs="Lora"/>
+          <w:rFonts w:ascii="Lora" w:hAnsi="Lora"/>
+          <w:b/>
+          <w:i w:val="0"/>
+          <w:color w:val="141413"/>
+          <w:sz w:val="22"/>
+        </w:rPr>
+        <w:t xml:space="preserve">Operational / Customer / Financial / Compliance risks: </w:t>
       </w:r>
     </w:p>
     <w:p>
+      <w:pPr>
+        <w:spacing w:after="200"/>
+        <w:pBdr>
+          <w:bottom w:val="single" w:sz="8" w:space="1" w:color="E8E6DC"/>
+        </w:pBdr>
+      </w:pPr>
       <w:r>
-        <w:t>____________________________________________________________</w:t>
+        <w:t xml:space="preserve"> </w:t>
       </w:r>
     </w:p>
     <w:p>
       <w:pPr>
-        <w:pStyle w:val="Heading1"/>
+        <w:spacing w:before="360" w:after="160"/>
+        <w:ind w:left="173"/>
+        <w:pBdr>
+          <w:left w:val="single" w:sz="20" w:space="4" w:color="D97757"/>
+        </w:pBdr>
       </w:pPr>
       <w:r>
+        <w:rPr>
+          <w:rFonts w:ascii="Poppins" w:hAnsi="Poppins" w:eastAsia="Poppins" w:cs="Poppins"/>
+          <w:rFonts w:ascii="Poppins" w:hAnsi="Poppins"/>
+          <w:b/>
+          <w:i w:val="0"/>
+          <w:color w:val="141413"/>
+          <w:sz w:val="28"/>
+        </w:rPr>
         <w:t>M. ACCEPTANCE CRITERIA (min 5)</w:t>
       </w:r>
     </w:p>
     <w:p>
+      <w:pPr>
+        <w:spacing w:before="120" w:after="40"/>
+      </w:pPr>
       <w:r>
-        <w:t>AC-01: Given / When / Then</w:t>
+        <w:rPr>
+          <w:rFonts w:ascii="Lora" w:hAnsi="Lora" w:eastAsia="Lora" w:cs="Lora"/>
+          <w:rFonts w:ascii="Lora" w:hAnsi="Lora"/>
+          <w:b/>
+          <w:i w:val="0"/>
+          <w:color w:val="141413"/>
+          <w:sz w:val="22"/>
+        </w:rPr>
+        <w:t xml:space="preserve">AC-01: Given / When / Then: </w:t>
       </w:r>
     </w:p>
     <w:p>
+      <w:pPr>
+        <w:spacing w:after="200"/>
+        <w:pBdr>
+          <w:bottom w:val="single" w:sz="8" w:space="1" w:color="E8E6DC"/>
+        </w:pBdr>
+      </w:pPr>
       <w:r>
-        <w:t>____________________________________________________________</w:t>
+        <w:t xml:space="preserve"> </w:t>
       </w:r>
     </w:p>
     <w:p>
+      <w:pPr>
+        <w:spacing w:before="120" w:after="40"/>
+      </w:pPr>
       <w:r>
-        <w:t>AC-02: Given / When / Then</w:t>
+        <w:rPr>
+          <w:rFonts w:ascii="Lora" w:hAnsi="Lora" w:eastAsia="Lora" w:cs="Lora"/>
+          <w:rFonts w:ascii="Lora" w:hAnsi="Lora"/>
+          <w:b/>
+          <w:i w:val="0"/>
+          <w:color w:val="141413"/>
+          <w:sz w:val="22"/>
+        </w:rPr>
+        <w:t xml:space="preserve">AC-02: Given / When / Then: </w:t>
       </w:r>
     </w:p>
     <w:p>
+      <w:pPr>
+        <w:spacing w:after="200"/>
+        <w:pBdr>
+          <w:bottom w:val="single" w:sz="8" w:space="1" w:color="E8E6DC"/>
+        </w:pBdr>
+      </w:pPr>
       <w:r>
-        <w:t>____________________________________________________________</w:t>
+        <w:t xml:space="preserve"> </w:t>
       </w:r>
     </w:p>
     <w:p>
+      <w:pPr>
+        <w:spacing w:before="120" w:after="40"/>
+      </w:pPr>
       <w:r>
-        <w:t>AC-03: Given / When / Then</w:t>
+        <w:rPr>
+          <w:rFonts w:ascii="Lora" w:hAnsi="Lora" w:eastAsia="Lora" w:cs="Lora"/>
+          <w:rFonts w:ascii="Lora" w:hAnsi="Lora"/>
+          <w:b/>
+          <w:i w:val="0"/>
+          <w:color w:val="141413"/>
+          <w:sz w:val="22"/>
+        </w:rPr>
+        <w:t xml:space="preserve">AC-03: Given / When / Then: </w:t>
       </w:r>
     </w:p>
     <w:p>
+      <w:pPr>
+        <w:spacing w:after="200"/>
+        <w:pBdr>
+          <w:bottom w:val="single" w:sz="8" w:space="1" w:color="E8E6DC"/>
+        </w:pBdr>
+      </w:pPr>
       <w:r>
-        <w:t>____________________________________________________________</w:t>
+        <w:t xml:space="preserve"> </w:t>
       </w:r>
     </w:p>
     <w:p>
+      <w:pPr>
+        <w:spacing w:before="120" w:after="40"/>
+      </w:pPr>
       <w:r>
-        <w:t>AC-04: Given / When / Then</w:t>
+        <w:rPr>
+          <w:rFonts w:ascii="Lora" w:hAnsi="Lora" w:eastAsia="Lora" w:cs="Lora"/>
+          <w:rFonts w:ascii="Lora" w:hAnsi="Lora"/>
+          <w:b/>
+          <w:i w:val="0"/>
+          <w:color w:val="141413"/>
+          <w:sz w:val="22"/>
+        </w:rPr>
+        <w:t xml:space="preserve">AC-04: Given / When / Then: </w:t>
       </w:r>
     </w:p>
     <w:p>
+      <w:pPr>
+        <w:spacing w:after="200"/>
+        <w:pBdr>
+          <w:bottom w:val="single" w:sz="8" w:space="1" w:color="E8E6DC"/>
+        </w:pBdr>
+      </w:pPr>
       <w:r>
-        <w:t>____________________________________________________________</w:t>
+        <w:t xml:space="preserve"> </w:t>
       </w:r>
     </w:p>
     <w:p>
+      <w:pPr>
+        <w:spacing w:before="120" w:after="40"/>
+      </w:pPr>
       <w:r>
-        <w:t>AC-05: Given / When / Then</w:t>
+        <w:rPr>
+          <w:rFonts w:ascii="Lora" w:hAnsi="Lora" w:eastAsia="Lora" w:cs="Lora"/>
+          <w:rFonts w:ascii="Lora" w:hAnsi="Lora"/>
+          <w:b/>
+          <w:i w:val="0"/>
+          <w:color w:val="141413"/>
+          <w:sz w:val="22"/>
+        </w:rPr>
+        <w:t xml:space="preserve">AC-05: Given / When / Then: </w:t>
       </w:r>
     </w:p>
     <w:p>
+      <w:pPr>
+        <w:spacing w:after="200"/>
+        <w:pBdr>
+          <w:bottom w:val="single" w:sz="8" w:space="1" w:color="E8E6DC"/>
+        </w:pBdr>
+      </w:pPr>
       <w:r>
-        <w:t>____________________________________________________________</w:t>
+        <w:t xml:space="preserve"> </w:t>
       </w:r>
     </w:p>
     <w:p>
       <w:pPr>
-        <w:pStyle w:val="Heading1"/>
+        <w:spacing w:before="360" w:after="160"/>
+        <w:ind w:left="173"/>
+        <w:pBdr>
+          <w:left w:val="single" w:sz="20" w:space="4" w:color="6A9BCC"/>
+        </w:pBdr>
       </w:pPr>
       <w:r>
+        <w:rPr>
+          <w:rFonts w:ascii="Poppins" w:hAnsi="Poppins" w:eastAsia="Poppins" w:cs="Poppins"/>
+          <w:rFonts w:ascii="Poppins" w:hAnsi="Poppins"/>
+          <w:b/>
+          <w:i w:val="0"/>
+          <w:color w:val="141413"/>
+          <w:sz w:val="28"/>
+        </w:rPr>
         <w:t>N. COMPLIANCE SCREENING</w:t>
       </w:r>
     </w:p>
     <w:p>
+      <w:pPr>
+        <w:spacing w:before="120" w:after="40"/>
+      </w:pPr>
       <w:r>
-        <w:t>Changes origination/disbursement? Y/N</w:t>
+        <w:rPr>
+          <w:rFonts w:ascii="Lora" w:hAnsi="Lora" w:eastAsia="Lora" w:cs="Lora"/>
+          <w:rFonts w:ascii="Lora" w:hAnsi="Lora"/>
+          <w:b/>
+          <w:i w:val="0"/>
+          <w:color w:val="141413"/>
+          <w:sz w:val="22"/>
+        </w:rPr>
+        <w:t xml:space="preserve">Changes origination/disbursement? Y/N: </w:t>
       </w:r>
     </w:p>
     <w:p>
+      <w:pPr>
+        <w:spacing w:after="200"/>
+        <w:pBdr>
+          <w:bottom w:val="single" w:sz="8" w:space="1" w:color="E8E6DC"/>
+        </w:pBdr>
+      </w:pPr>
       <w:r>
-        <w:t>____________________________________________________________</w:t>
+        <w:t xml:space="preserve"> </w:t>
       </w:r>
     </w:p>
     <w:p>
+      <w:pPr>
+        <w:spacing w:before="120" w:after="40"/>
+      </w:pPr>
       <w:r>
-        <w:t>Changes interest/fees/contract? Y/N</w:t>
+        <w:rPr>
+          <w:rFonts w:ascii="Lora" w:hAnsi="Lora" w:eastAsia="Lora" w:cs="Lora"/>
+          <w:rFonts w:ascii="Lora" w:hAnsi="Lora"/>
+          <w:b/>
+          <w:i w:val="0"/>
+          <w:color w:val="141413"/>
+          <w:sz w:val="22"/>
+        </w:rPr>
+        <w:t xml:space="preserve">Changes interest/fees/contract? Y/N: </w:t>
       </w:r>
     </w:p>
     <w:p>
+      <w:pPr>
+        <w:spacing w:after="200"/>
+        <w:pBdr>
+          <w:bottom w:val="single" w:sz="8" w:space="1" w:color="E8E6DC"/>
+        </w:pBdr>
+      </w:pPr>
       <w:r>
-        <w:t>____________________________________________________________</w:t>
+        <w:t xml:space="preserve"> </w:t>
       </w:r>
     </w:p>
     <w:p>
+      <w:pPr>
+        <w:spacing w:before="120" w:after="40"/>
+      </w:pPr>
       <w:r>
-        <w:t>Sends customer notifications? Y/N</w:t>
+        <w:rPr>
+          <w:rFonts w:ascii="Lora" w:hAnsi="Lora" w:eastAsia="Lora" w:cs="Lora"/>
+          <w:rFonts w:ascii="Lora" w:hAnsi="Lora"/>
+          <w:b/>
+          <w:i w:val="0"/>
+          <w:color w:val="141413"/>
+          <w:sz w:val="22"/>
+        </w:rPr>
+        <w:t xml:space="preserve">Sends customer notifications? Y/N: </w:t>
       </w:r>
     </w:p>
     <w:p>
+      <w:pPr>
+        <w:spacing w:after="200"/>
+        <w:pBdr>
+          <w:bottom w:val="single" w:sz="8" w:space="1" w:color="E8E6DC"/>
+        </w:pBdr>
+      </w:pPr>
       <w:r>
-        <w:t>____________________________________________________________</w:t>
+        <w:t xml:space="preserve"> </w:t>
       </w:r>
     </w:p>
     <w:p>
+      <w:pPr>
+        <w:spacing w:before="120" w:after="40"/>
+      </w:pPr>
       <w:r>
-        <w:t>Third-party data exchange? Y/N</w:t>
+        <w:rPr>
+          <w:rFonts w:ascii="Lora" w:hAnsi="Lora" w:eastAsia="Lora" w:cs="Lora"/>
+          <w:rFonts w:ascii="Lora" w:hAnsi="Lora"/>
+          <w:b/>
+          <w:i w:val="0"/>
+          <w:color w:val="141413"/>
+          <w:sz w:val="22"/>
+        </w:rPr>
+        <w:t xml:space="preserve">Third-party data exchange? Y/N: </w:t>
       </w:r>
     </w:p>
     <w:p>
+      <w:pPr>
+        <w:spacing w:after="200"/>
+        <w:pBdr>
+          <w:bottom w:val="single" w:sz="8" w:space="1" w:color="E8E6DC"/>
+        </w:pBdr>
+      </w:pPr>
       <w:r>
-        <w:t>____________________________________________________________</w:t>
+        <w:t xml:space="preserve"> </w:t>
       </w:r>
     </w:p>
     <w:p>
+      <w:pPr>
+        <w:spacing w:before="120" w:after="40"/>
+      </w:pPr>
       <w:r>
-        <w:t>Affects collections/legal? Y/N</w:t>
+        <w:rPr>
+          <w:rFonts w:ascii="Lora" w:hAnsi="Lora" w:eastAsia="Lora" w:cs="Lora"/>
+          <w:rFonts w:ascii="Lora" w:hAnsi="Lora"/>
+          <w:b/>
+          <w:i w:val="0"/>
+          <w:color w:val="141413"/>
+          <w:sz w:val="22"/>
+        </w:rPr>
+        <w:t xml:space="preserve">Affects collections/legal? Y/N: </w:t>
       </w:r>
     </w:p>
     <w:p>
+      <w:pPr>
+        <w:spacing w:after="200"/>
+        <w:pBdr>
+          <w:bottom w:val="single" w:sz="8" w:space="1" w:color="E8E6DC"/>
+        </w:pBdr>
+      </w:pPr>
       <w:r>
-        <w:t>____________________________________________________________</w:t>
+        <w:t xml:space="preserve"> </w:t>
       </w:r>
     </w:p>
     <w:p>
+      <w:pPr>
+        <w:spacing w:before="120" w:after="40"/>
+      </w:pPr>
       <w:r>
-        <w:t>Audit trail required? Y/N</w:t>
+        <w:rPr>
+          <w:rFonts w:ascii="Lora" w:hAnsi="Lora" w:eastAsia="Lora" w:cs="Lora"/>
+          <w:rFonts w:ascii="Lora" w:hAnsi="Lora"/>
+          <w:b/>
+          <w:i w:val="0"/>
+          <w:color w:val="141413"/>
+          <w:sz w:val="22"/>
+        </w:rPr>
+        <w:t xml:space="preserve">Audit trail required? Y/N: </w:t>
       </w:r>
     </w:p>
     <w:p>
+      <w:pPr>
+        <w:spacing w:after="200"/>
+        <w:pBdr>
+          <w:bottom w:val="single" w:sz="8" w:space="1" w:color="E8E6DC"/>
+        </w:pBdr>
+      </w:pPr>
       <w:r>
-        <w:t>____________________________________________________________</w:t>
+        <w:t xml:space="preserve"> </w:t>
       </w:r>
     </w:p>
     <w:p>
+      <w:pPr>
+        <w:spacing w:before="120" w:after="40"/>
+      </w:pPr>
       <w:r>
-        <w:t>Exposes data on POS/field devices? Y/N</w:t>
+        <w:rPr>
+          <w:rFonts w:ascii="Lora" w:hAnsi="Lora" w:eastAsia="Lora" w:cs="Lora"/>
+          <w:rFonts w:ascii="Lora" w:hAnsi="Lora"/>
+          <w:b/>
+          <w:i w:val="0"/>
+          <w:color w:val="141413"/>
+          <w:sz w:val="22"/>
+        </w:rPr>
+        <w:t xml:space="preserve">Exposes data on POS/field devices? Y/N: </w:t>
       </w:r>
     </w:p>
     <w:p>
+      <w:pPr>
+        <w:spacing w:after="200"/>
+        <w:pBdr>
+          <w:bottom w:val="single" w:sz="8" w:space="1" w:color="E8E6DC"/>
+        </w:pBdr>
+      </w:pPr>
       <w:r>
-        <w:t>____________________________________________________________</w:t>
+        <w:t xml:space="preserve"> </w:t>
       </w:r>
     </w:p>
     <w:p>
       <w:pPr>
-        <w:pStyle w:val="Heading1"/>
+        <w:spacing w:before="360" w:after="160"/>
+        <w:ind w:left="173"/>
+        <w:pBdr>
+          <w:left w:val="single" w:sz="20" w:space="4" w:color="788C5D"/>
+        </w:pBdr>
       </w:pPr>
       <w:r>
+        <w:rPr>
+          <w:rFonts w:ascii="Poppins" w:hAnsi="Poppins" w:eastAsia="Poppins" w:cs="Poppins"/>
+          <w:rFonts w:ascii="Poppins" w:hAnsi="Poppins"/>
+          <w:b/>
+          <w:i w:val="0"/>
+          <w:color w:val="141413"/>
+          <w:sz w:val="28"/>
+        </w:rPr>
         <w:t>O. APPROVALS</w:t>
       </w:r>
     </w:p>
     <w:p>
+      <w:pPr>
+        <w:spacing w:before="120" w:after="40"/>
+      </w:pPr>
       <w:r>
-        <w:t>Business Requester:</w:t>
+        <w:rPr>
+          <w:rFonts w:ascii="Lora" w:hAnsi="Lora" w:eastAsia="Lora" w:cs="Lora"/>
+          <w:rFonts w:ascii="Lora" w:hAnsi="Lora"/>
+          <w:b/>
+          <w:i w:val="0"/>
+          <w:color w:val="141413"/>
+          <w:sz w:val="22"/>
+        </w:rPr>
+        <w:t xml:space="preserve">Business Requester: </w:t>
       </w:r>
     </w:p>
     <w:p>
+      <w:pPr>
+        <w:spacing w:after="200"/>
+        <w:pBdr>
+          <w:bottom w:val="single" w:sz="8" w:space="1" w:color="E8E6DC"/>
+        </w:pBdr>
+      </w:pPr>
       <w:r>
-        <w:t>____________________________________________________________</w:t>
+        <w:t xml:space="preserve"> </w:t>
       </w:r>
     </w:p>
     <w:p>
+      <w:pPr>
+        <w:spacing w:before="120" w:after="40"/>
+      </w:pPr>
       <w:r>
-        <w:t>Business Sponsor:</w:t>
+        <w:rPr>
+          <w:rFonts w:ascii="Lora" w:hAnsi="Lora" w:eastAsia="Lora" w:cs="Lora"/>
+          <w:rFonts w:ascii="Lora" w:hAnsi="Lora"/>
+          <w:b/>
+          <w:i w:val="0"/>
+          <w:color w:val="141413"/>
+          <w:sz w:val="22"/>
+        </w:rPr>
+        <w:t xml:space="preserve">Business Sponsor: </w:t>
       </w:r>
     </w:p>
     <w:p>
+      <w:pPr>
+        <w:spacing w:after="200"/>
+        <w:pBdr>
+          <w:bottom w:val="single" w:sz="8" w:space="1" w:color="E8E6DC"/>
+        </w:pBdr>
+      </w:pPr>
       <w:r>
-        <w:t>____________________________________________________________</w:t>
+        <w:t xml:space="preserve"> </w:t>
       </w:r>
     </w:p>
     <w:p>
+      <w:pPr>
+        <w:spacing w:before="120" w:after="40"/>
+      </w:pPr>
       <w:r>
-        <w:t>Business Unit Head:</w:t>
+        <w:rPr>
+          <w:rFonts w:ascii="Lora" w:hAnsi="Lora" w:eastAsia="Lora" w:cs="Lora"/>
+          <w:rFonts w:ascii="Lora" w:hAnsi="Lora"/>
+          <w:b/>
+          <w:i w:val="0"/>
+          <w:color w:val="141413"/>
+          <w:sz w:val="22"/>
+        </w:rPr>
+        <w:t xml:space="preserve">Business Unit Head: </w:t>
       </w:r>
     </w:p>
     <w:p>
+      <w:pPr>
+        <w:spacing w:after="200"/>
+        <w:pBdr>
+          <w:bottom w:val="single" w:sz="8" w:space="1" w:color="E8E6DC"/>
+        </w:pBdr>
+      </w:pPr>
       <w:r>
-        <w:t>____________________________________________________________</w:t>
+        <w:t xml:space="preserve"> </w:t>
       </w:r>
     </w:p>
     <w:p>
+      <w:pPr>
+        <w:spacing w:before="120" w:after="40"/>
+      </w:pPr>
       <w:r>
-        <w:t>Risk/Compliance (if required):</w:t>
+        <w:rPr>
+          <w:rFonts w:ascii="Lora" w:hAnsi="Lora" w:eastAsia="Lora" w:cs="Lora"/>
+          <w:rFonts w:ascii="Lora" w:hAnsi="Lora"/>
+          <w:b/>
+          <w:i w:val="0"/>
+          <w:color w:val="141413"/>
+          <w:sz w:val="22"/>
+        </w:rPr>
+        <w:t xml:space="preserve">Risk/Compliance (if required): </w:t>
       </w:r>
     </w:p>
     <w:p>
+      <w:pPr>
+        <w:spacing w:after="200"/>
+        <w:pBdr>
+          <w:bottom w:val="single" w:sz="8" w:space="1" w:color="E8E6DC"/>
+        </w:pBdr>
+      </w:pPr>
       <w:r>
-        <w:t>____________________________________________________________</w:t>
+        <w:t xml:space="preserve"> </w:t>
       </w:r>
     </w:p>
     <w:p>
+      <w:pPr>
+        <w:spacing w:before="120" w:after="40"/>
+      </w:pPr>
       <w:r>
-        <w:t>Data Owner (if required):</w:t>
+        <w:rPr>
+          <w:rFonts w:ascii="Lora" w:hAnsi="Lora" w:eastAsia="Lora" w:cs="Lora"/>
+          <w:rFonts w:ascii="Lora" w:hAnsi="Lora"/>
+          <w:b/>
+          <w:i w:val="0"/>
+          <w:color w:val="141413"/>
+          <w:sz w:val="22"/>
+        </w:rPr>
+        <w:t xml:space="preserve">Data Owner (if required): </w:t>
       </w:r>
     </w:p>
     <w:p>
+      <w:pPr>
+        <w:spacing w:after="200"/>
+        <w:pBdr>
+          <w:bottom w:val="single" w:sz="8" w:space="1" w:color="E8E6DC"/>
+        </w:pBdr>
+      </w:pPr>
       <w:r>
-        <w:t>____________________________________________________________</w:t>
+        <w:t xml:space="preserve"> </w:t>
       </w:r>
     </w:p>
     <w:sectPr>
       <w:pgSz w:w="12240" w:h="15840"/>
-      <w:pgMar w:top="1440" w:right="1800" w:bottom="1440" w:left="1800" w:header="720" w:footer="720" w:gutter="0"/>
+      <w:pgMar w:top="1296" w:right="1440" w:bottom="1224" w:left="1440" w:header="720" w:footer="720" w:gutter="0"/>
       <w:cols w:space="720"/>
       <w:docGrid w:linePitch="360"/>
     </w:sectPr>
@@ -1166,6 +2491,14 @@
     <w:name w:val="Normal"/>
     <w:qFormat/>
     <w:rsid w:val="00FC693F"/>
+    <w:pPr>
+      <w:spacing w:after="120" w:line="276" w:lineRule="auto"/>
+    </w:pPr>
+    <w:rPr>
+      <w:rFonts w:ascii="Lora" w:hAnsi="Lora"/>
+      <w:color w:val="141413"/>
+      <w:sz w:val="22"/>
+    </w:rPr>
   </w:style>
   <w:style w:type="paragraph" w:styleId="Header">
     <w:name w:val="header"/>
@@ -1222,15 +2555,15 @@
     <w:pPr>
       <w:keepNext/>
       <w:keepLines/>
-      <w:spacing w:before="480" w:after="0"/>
+      <w:spacing w:before="280" w:after="200"/>
       <w:outlineLvl w:val="0"/>
     </w:pPr>
     <w:rPr>
-      <w:rFonts w:asciiTheme="majorHAnsi" w:eastAsiaTheme="majorEastAsia" w:hAnsiTheme="majorHAnsi" w:cstheme="majorBidi"/>
+      <w:rFonts w:asciiTheme="majorHAnsi" w:eastAsiaTheme="majorEastAsia" w:hAnsiTheme="majorHAnsi" w:cstheme="majorBidi" w:ascii="Poppins" w:hAnsi="Poppins"/>
       <w:b/>
       <w:bCs/>
-      <w:color w:val="365F91" w:themeColor="accent1" w:themeShade="BF"/>
-      <w:sz w:val="28"/>
+      <w:color w:val="141413"/>
+      <w:sz w:val="32"/>
       <w:szCs w:val="28"/>
     </w:rPr>
   </w:style>
@@ -1246,14 +2579,14 @@
     <w:pPr>
       <w:keepNext/>
       <w:keepLines/>
-      <w:spacing w:before="200" w:after="0"/>
+      <w:spacing w:before="280" w:after="200"/>
       <w:outlineLvl w:val="1"/>
     </w:pPr>
     <w:rPr>
-      <w:rFonts w:asciiTheme="majorHAnsi" w:eastAsiaTheme="majorEastAsia" w:hAnsiTheme="majorHAnsi" w:cstheme="majorBidi"/>
+      <w:rFonts w:asciiTheme="majorHAnsi" w:eastAsiaTheme="majorEastAsia" w:hAnsiTheme="majorHAnsi" w:cstheme="majorBidi" w:ascii="Poppins" w:hAnsi="Poppins"/>
       <w:b/>
       <w:bCs/>
-      <w:color w:val="4F81BD" w:themeColor="accent1"/>
+      <w:color w:val="141413"/>
       <w:sz w:val="26"/>
       <w:szCs w:val="26"/>
     </w:rPr>
@@ -1270,14 +2603,15 @@
     <w:pPr>
       <w:keepNext/>
       <w:keepLines/>
-      <w:spacing w:before="200" w:after="0"/>
+      <w:spacing w:before="280" w:after="200"/>
       <w:outlineLvl w:val="2"/>
     </w:pPr>
     <w:rPr>
-      <w:rFonts w:asciiTheme="majorHAnsi" w:eastAsiaTheme="majorEastAsia" w:hAnsiTheme="majorHAnsi" w:cstheme="majorBidi"/>
+      <w:rFonts w:asciiTheme="majorHAnsi" w:eastAsiaTheme="majorEastAsia" w:hAnsiTheme="majorHAnsi" w:cstheme="majorBidi" w:ascii="Poppins" w:hAnsi="Poppins"/>
       <w:b/>
       <w:bCs/>
-      <w:color w:val="4F81BD" w:themeColor="accent1"/>
+      <w:color w:val="141413"/>
+      <w:sz w:val="24"/>
     </w:rPr>
   </w:style>
   <w:style w:type="paragraph" w:styleId="Heading4">
@@ -1508,15 +2842,17 @@
     <w:qFormat/>
     <w:rsid w:val="00FC693F"/>
     <w:pPr>
+      <w:keepNext/>
       <w:pBdr>
         <w:bottom w:val="single" w:sz="8" w:space="4" w:color="4F81BD" w:themeColor="accent1"/>
       </w:pBdr>
-      <w:spacing w:after="300" w:line="240" w:lineRule="auto"/>
+      <w:spacing w:after="200" w:line="240" w:lineRule="auto" w:before="0"/>
       <w:contextualSpacing/>
     </w:pPr>
     <w:rPr>
-      <w:rFonts w:asciiTheme="majorHAnsi" w:eastAsiaTheme="majorEastAsia" w:hAnsiTheme="majorHAnsi" w:cstheme="majorBidi"/>
-      <w:color w:val="17365D" w:themeColor="text2" w:themeShade="BF"/>
+      <w:rFonts w:asciiTheme="majorHAnsi" w:eastAsiaTheme="majorEastAsia" w:hAnsiTheme="majorHAnsi" w:cstheme="majorBidi" w:ascii="Poppins" w:hAnsi="Poppins"/>
+      <w:b/>
+      <w:color w:val="141413"/>
       <w:spacing w:val="5"/>
       <w:kern w:val="28"/>
       <w:sz w:val="52"/>
@@ -1732,8 +3068,14 @@
       <w:numPr>
         <w:numId w:val="5"/>
       </w:numPr>
+      <w:spacing w:after="80"/>
       <w:contextualSpacing/>
     </w:pPr>
+    <w:rPr>
+      <w:rFonts w:ascii="Lora" w:hAnsi="Lora"/>
+      <w:color w:val="141413"/>
+      <w:sz w:val="22"/>
+    </w:rPr>
   </w:style>
   <w:style w:type="paragraph" w:styleId="ListNumber2">
     <w:name w:val="List Number 2"/>
